--- a/Table.docx
+++ b/Table.docx
@@ -3,13 +3,37 @@
 <w:document xmlns:wpc="http://schemas.microsoft.com/office/word/2010/wordprocessingCanvas" xmlns:cx="http://schemas.microsoft.com/office/drawing/2014/chartex" xmlns:cx1="http://schemas.microsoft.com/office/drawing/2015/9/8/chartex" xmlns:cx2="http://schemas.microsoft.com/office/drawing/2015/10/21/chartex" xmlns:cx3="http://schemas.microsoft.com/office/drawing/2016/5/9/chartex" xmlns:cx4="http://schemas.microsoft.com/office/drawing/2016/5/10/chartex" xmlns:cx5="http://schemas.microsoft.com/office/drawing/2016/5/11/chartex" xmlns:cx6="http://schemas.microsoft.com/office/drawing/2016/5/12/chartex" xmlns:cx7="http://schemas.microsoft.com/office/drawing/2016/5/13/chartex" xmlns:cx8="http://schemas.microsoft.com/office/drawing/2016/5/14/chartex" xmlns:mc="http://schemas.openxmlformats.org/markup-compatibility/2006" xmlns:aink="http://schemas.microsoft.com/office/drawing/2016/ink" xmlns:am3d="http://schemas.microsoft.com/office/drawing/2017/model3d" xmlns:o="urn:schemas-microsoft-com:office:office" xmlns:r="http://schemas.openxmlformats.org/officeDocument/2006/relationships" xmlns:m="http://schemas.openxmlformats.org/officeDocument/2006/math" xmlns:v="urn:schemas-microsoft-com:vml" xmlns:wp14="http://schemas.microsoft.com/office/word/2010/wordprocessingDrawing" xmlns:wp="http://schemas.openxmlformats.org/drawingml/2006/wordprocessingDrawing" xmlns:w10="urn:schemas-microsoft-com:office:word" xmlns:w="http://schemas.openxmlformats.org/wordprocessingml/2006/main" xmlns:w14="http://schemas.microsoft.com/office/word/2010/wordml" xmlns:w15="http://schemas.microsoft.com/office/word/2012/wordml" xmlns:w16cex="http://schemas.microsoft.com/office/word/2018/wordml/cex" xmlns:w16cid="http://schemas.microsoft.com/office/word/2016/wordml/cid" xmlns:w16="http://schemas.microsoft.com/office/word/2018/wordml" xmlns:w16sdtdh="http://schemas.microsoft.com/office/word/2020/wordml/sdtdatahash" xmlns:w16se="http://schemas.microsoft.com/office/word/2015/wordml/symex" xmlns:wpg="http://schemas.microsoft.com/office/word/2010/wordprocessingGroup" xmlns:wpi="http://schemas.microsoft.com/office/word/2010/wordprocessingInk" xmlns:wne="http://schemas.microsoft.com/office/word/2006/wordml" xmlns:wps="http://schemas.microsoft.com/office/word/2010/wordprocessingShape" mc:Ignorable="w14 w15 w16se w16cid w16 w16cex w16sdtdh wp14">
   <w:body>
     <w:p>
-      <w:r>
+      <w:pPr>
+        <w:rPr>
+          <w:sz w:val="24"/>
+          <w:szCs w:val="24"/>
+        </w:rPr>
+      </w:pPr>
+      <w:r>
+        <w:rPr>
+          <w:sz w:val="24"/>
+          <w:szCs w:val="24"/>
+        </w:rPr>
         <w:t>Personal Table, Academic Table, Contact info Table, Occupation Table</w:t>
       </w:r>
     </w:p>
     <w:p/>
     <w:p>
-      <w:r>
+      <w:pPr>
+        <w:rPr>
+          <w:b/>
+          <w:bCs/>
+          <w:sz w:val="28"/>
+          <w:szCs w:val="28"/>
+        </w:rPr>
+      </w:pPr>
+      <w:r>
+        <w:rPr>
+          <w:b/>
+          <w:bCs/>
+          <w:sz w:val="28"/>
+          <w:szCs w:val="28"/>
+        </w:rPr>
         <w:t>Personal Table</w:t>
       </w:r>
     </w:p>
@@ -29,6 +53,11 @@
     </w:p>
     <w:p>
       <w:r>
+        <w:t>personal_id                  VARCHAR2(20)   PK</w:t>
+      </w:r>
+    </w:p>
+    <w:p>
+      <w:r>
         <w:t>age                                 NUMBER(2)</w:t>
       </w:r>
     </w:p>
@@ -52,12 +81,31 @@
     </w:p>
     <w:p/>
     <w:p>
-      <w:r>
+      <w:pPr>
+        <w:rPr>
+          <w:b/>
+          <w:bCs/>
+          <w:sz w:val="28"/>
+          <w:szCs w:val="28"/>
+        </w:rPr>
+      </w:pPr>
+      <w:r>
+        <w:rPr>
+          <w:b/>
+          <w:bCs/>
+          <w:sz w:val="28"/>
+          <w:szCs w:val="28"/>
+        </w:rPr>
         <w:t>Academic Table</w:t>
       </w:r>
     </w:p>
     <w:p>
       <w:r>
+        <w:t>personal_id                VARCHAR(20)    FK</w:t>
+      </w:r>
+    </w:p>
+    <w:p>
+      <w:r>
         <w:t>school                          VARCHAR2(25)</w:t>
       </w:r>
     </w:p>
@@ -93,7 +141,21 @@
     </w:p>
     <w:p/>
     <w:p>
-      <w:r>
+      <w:pPr>
+        <w:rPr>
+          <w:b/>
+          <w:bCs/>
+          <w:sz w:val="28"/>
+          <w:szCs w:val="28"/>
+        </w:rPr>
+      </w:pPr>
+      <w:r>
+        <w:rPr>
+          <w:b/>
+          <w:bCs/>
+          <w:sz w:val="28"/>
+          <w:szCs w:val="28"/>
+        </w:rPr>
         <w:t>Occupation Table</w:t>
       </w:r>
     </w:p>
@@ -104,16 +166,16 @@
     </w:p>
     <w:p>
       <w:r>
+        <w:t>personal_id                VARCHAR2(20)     FK</w:t>
+      </w:r>
+    </w:p>
+    <w:p>
+      <w:r>
         <w:t>company_name        VARCHAR2(20)</w:t>
       </w:r>
     </w:p>
     <w:p>
       <w:r>
-        <w:t>gender                        VARCHAR2(5)</w:t>
-      </w:r>
-    </w:p>
-    <w:p>
-      <w:r>
         <w:t>post                             VARCHAR2(10)</w:t>
       </w:r>
     </w:p>
@@ -135,35 +197,93 @@
         <w:t>DATE</w:t>
       </w:r>
     </w:p>
+    <w:p>
+      <w:pPr>
+        <w:rPr>
+          <w:b/>
+          <w:bCs/>
+          <w:sz w:val="28"/>
+          <w:szCs w:val="28"/>
+        </w:rPr>
+      </w:pPr>
+    </w:p>
+    <w:p>
+      <w:pPr>
+        <w:rPr>
+          <w:b/>
+          <w:bCs/>
+          <w:sz w:val="28"/>
+          <w:szCs w:val="28"/>
+        </w:rPr>
+      </w:pPr>
+    </w:p>
+    <w:p>
+      <w:pPr>
+        <w:rPr>
+          <w:b/>
+          <w:bCs/>
+          <w:sz w:val="28"/>
+          <w:szCs w:val="28"/>
+        </w:rPr>
+      </w:pPr>
+      <w:r>
+        <w:rPr>
+          <w:b/>
+          <w:bCs/>
+          <w:sz w:val="28"/>
+          <w:szCs w:val="28"/>
+        </w:rPr>
+        <w:lastRenderedPageBreak/>
+        <w:t>Document Table</w:t>
+      </w:r>
+    </w:p>
+    <w:p>
+      <w:r>
+        <w:t>personal_id                        VARCHAR2(20)        FK</w:t>
+      </w:r>
+    </w:p>
+    <w:p>
+      <w:r>
+        <w:t>driving_licens_no              VARCHAR2(15)</w:t>
+      </w:r>
+    </w:p>
+    <w:p>
+      <w:r>
+        <w:t>citizenship_no                    VARCHAR2(15)</w:t>
+      </w:r>
+    </w:p>
+    <w:p>
+      <w:r>
+        <w:t>passport_no                        VARCHAR2(15)</w:t>
+      </w:r>
+    </w:p>
     <w:p/>
     <w:p>
-      <w:r>
-        <w:t>Document Table</w:t>
-      </w:r>
-    </w:p>
-    <w:p>
-      <w:r>
-        <w:t>driving_licens_no              VARCHAR2(15)</w:t>
-      </w:r>
-    </w:p>
-    <w:p>
-      <w:r>
-        <w:t>citizenship_no                    VARCHAR2(15)</w:t>
-      </w:r>
-    </w:p>
-    <w:p>
-      <w:r>
-        <w:t>passport_no                        VARCHAR2(15)</w:t>
-      </w:r>
-    </w:p>
-    <w:p>
-      <w:r>
-        <w:lastRenderedPageBreak/>
+      <w:pPr>
+        <w:rPr>
+          <w:b/>
+          <w:bCs/>
+          <w:sz w:val="28"/>
+          <w:szCs w:val="28"/>
+        </w:rPr>
+      </w:pPr>
+      <w:r>
+        <w:rPr>
+          <w:b/>
+          <w:bCs/>
+          <w:sz w:val="28"/>
+          <w:szCs w:val="28"/>
+        </w:rPr>
         <w:t>Contact Table</w:t>
       </w:r>
     </w:p>
     <w:p>
       <w:r>
+        <w:t>personal_id                               VARCHAR2(20)      FK</w:t>
+      </w:r>
+    </w:p>
+    <w:p>
+      <w:r>
         <w:t>personal_no                              VARCHAR2(15)</w:t>
       </w:r>
     </w:p>
@@ -175,6 +295,57 @@
     <w:p>
       <w:r>
         <w:t>e-mail                                         VARCHAR2(25)</w:t>
+      </w:r>
+    </w:p>
+    <w:p/>
+    <w:p>
+      <w:r>
+        <w:t>CREATE TABLE personal_table (</w:t>
+      </w:r>
+    </w:p>
+    <w:p>
+      <w:r>
+        <w:t>full_name                       VARCHAR2(15),</w:t>
+      </w:r>
+    </w:p>
+    <w:p>
+      <w:r>
+        <w:t>personal_id                    VARCHAR2(</w:t>
+      </w:r>
+      <w:r>
+        <w:t>20</w:t>
+      </w:r>
+      <w:r>
+        <w:t>)</w:t>
+      </w:r>
+      <w:r>
+        <w:t>,</w:t>
+      </w:r>
+    </w:p>
+    <w:p>
+      <w:r>
+        <w:t>age                                   VARCHAR2(2),</w:t>
+      </w:r>
+    </w:p>
+    <w:p>
+      <w:r>
+        <w:t>gender                             VARCHAR2(5),</w:t>
+      </w:r>
+    </w:p>
+    <w:p>
+      <w:r>
+        <w:t>address                            VARCHAR2(20),</w:t>
+      </w:r>
+    </w:p>
+    <w:p>
+      <w:r>
+        <w:t>contact_no                      VARCHAR2(15)</w:t>
+      </w:r>
+      <w:r>
+        <w:t>)</w:t>
+      </w:r>
+      <w:r>
+        <w:t>,</w:t>
       </w:r>
     </w:p>
     <w:sectPr>

--- a/Table.docx
+++ b/Table.docx
@@ -81,6 +81,43 @@
     </w:p>
     <w:p/>
     <w:p>
+      <w:r>
+        <w:t>CREATE TABLE personal_table (</w:t>
+      </w:r>
+    </w:p>
+    <w:p>
+      <w:r>
+        <w:t>full_name                       VARCHAR2(15),</w:t>
+      </w:r>
+    </w:p>
+    <w:p>
+      <w:r>
+        <w:t>personal_id                    VARCHAR2(20),</w:t>
+      </w:r>
+    </w:p>
+    <w:p>
+      <w:r>
+        <w:t>age                                   VARCHAR2(2),</w:t>
+      </w:r>
+    </w:p>
+    <w:p>
+      <w:r>
+        <w:t>gender                             VARCHAR2(5),</w:t>
+      </w:r>
+    </w:p>
+    <w:p>
+      <w:r>
+        <w:t>address                            VARCHAR2(20),</w:t>
+      </w:r>
+    </w:p>
+    <w:p>
+      <w:r>
+        <w:t>contact_no                      VARCHAR2(15))</w:t>
+      </w:r>
+    </w:p>
+    <w:p/>
+    <w:p/>
+    <w:p>
       <w:pPr>
         <w:rPr>
           <w:b/>
@@ -141,6 +178,54 @@
     </w:p>
     <w:p/>
     <w:p>
+      <w:r>
+        <w:t>CREATE TABLE academivc_table(</w:t>
+      </w:r>
+    </w:p>
+    <w:p>
+      <w:r>
+        <w:t>personal_id                VARCHAR(20),</w:t>
+      </w:r>
+    </w:p>
+    <w:p>
+      <w:r>
+        <w:lastRenderedPageBreak/>
+        <w:t>school                          VARCHAR2(25),</w:t>
+      </w:r>
+    </w:p>
+    <w:p>
+      <w:r>
+        <w:t>high_school                VARCHAR2(25),</w:t>
+      </w:r>
+    </w:p>
+    <w:p>
+      <w:r>
+        <w:t>skills                             VARCHAR2(40),</w:t>
+      </w:r>
+    </w:p>
+    <w:p>
+      <w:r>
+        <w:t>bachelor                      VARCHAR2(30),</w:t>
+      </w:r>
+    </w:p>
+    <w:p>
+      <w:r>
+        <w:t>training                        VARCHAR2(30),</w:t>
+      </w:r>
+    </w:p>
+    <w:p>
+      <w:r>
+        <w:t>e-mail                           VARCHAR2(20),</w:t>
+      </w:r>
+    </w:p>
+    <w:p>
+      <w:r>
+        <w:t>contact_no                  VARCHAR2(15))</w:t>
+      </w:r>
+    </w:p>
+    <w:p/>
+    <w:p/>
+    <w:p>
       <w:pPr>
         <w:rPr>
           <w:b/>
@@ -197,6 +282,48 @@
         <w:t>DATE</w:t>
       </w:r>
     </w:p>
+    <w:p/>
+    <w:p>
+      <w:r>
+        <w:t>CREATE TABLE occupation_table(</w:t>
+      </w:r>
+    </w:p>
+    <w:p>
+      <w:r>
+        <w:t>full_name                   VARCHAR2(20),</w:t>
+      </w:r>
+    </w:p>
+    <w:p>
+      <w:r>
+        <w:t>personal_id                VARCHAR2(20),</w:t>
+      </w:r>
+    </w:p>
+    <w:p>
+      <w:r>
+        <w:t>company_name        VARCHAR2(20),</w:t>
+      </w:r>
+    </w:p>
+    <w:p>
+      <w:r>
+        <w:t>post                             VARCHAR2(10),</w:t>
+      </w:r>
+    </w:p>
+    <w:p>
+      <w:r>
+        <w:t>department               VARCHAR2(10),</w:t>
+      </w:r>
+    </w:p>
+    <w:p>
+      <w:r>
+        <w:t>salary                          VARCHAR2(6),</w:t>
+      </w:r>
+    </w:p>
+    <w:p>
+      <w:r>
+        <w:t>duration                      DATE)</w:t>
+      </w:r>
+    </w:p>
+    <w:p/>
     <w:p>
       <w:pPr>
         <w:rPr>
@@ -226,54 +353,91 @@
           <w:szCs w:val="28"/>
         </w:rPr>
       </w:pPr>
-      <w:r>
+    </w:p>
+    <w:p>
+      <w:pPr>
         <w:rPr>
           <w:b/>
           <w:bCs/>
           <w:sz w:val="28"/>
           <w:szCs w:val="28"/>
         </w:rPr>
-        <w:lastRenderedPageBreak/>
-        <w:t>Document Table</w:t>
-      </w:r>
-    </w:p>
-    <w:p>
-      <w:r>
-        <w:t>personal_id                        VARCHAR2(20)        FK</w:t>
-      </w:r>
-    </w:p>
-    <w:p>
-      <w:r>
-        <w:t>driving_licens_no              VARCHAR2(15)</w:t>
-      </w:r>
-    </w:p>
-    <w:p>
-      <w:r>
-        <w:t>citizenship_no                    VARCHAR2(15)</w:t>
-      </w:r>
-    </w:p>
-    <w:p>
-      <w:r>
-        <w:t>passport_no                        VARCHAR2(15)</w:t>
-      </w:r>
-    </w:p>
-    <w:p/>
-    <w:p>
-      <w:pPr>
+      </w:pPr>
+      <w:r>
         <w:rPr>
           <w:b/>
           <w:bCs/>
           <w:sz w:val="28"/>
           <w:szCs w:val="28"/>
         </w:rPr>
-      </w:pPr>
-      <w:r>
+        <w:lastRenderedPageBreak/>
+        <w:t>Document Table</w:t>
+      </w:r>
+    </w:p>
+    <w:p>
+      <w:r>
+        <w:t>personal_id                        VARCHAR2(20)        FK</w:t>
+      </w:r>
+    </w:p>
+    <w:p>
+      <w:r>
+        <w:t>driving_licens_no              VARCHAR2(15)</w:t>
+      </w:r>
+    </w:p>
+    <w:p>
+      <w:r>
+        <w:t>citizenship_no                    VARCHAR2(15)</w:t>
+      </w:r>
+    </w:p>
+    <w:p>
+      <w:r>
+        <w:t>passport_no                        VARCHAR2(15)</w:t>
+      </w:r>
+    </w:p>
+    <w:p/>
+    <w:p>
+      <w:r>
+        <w:t>CREATE TABLE document_table(</w:t>
+      </w:r>
+    </w:p>
+    <w:p>
+      <w:r>
+        <w:t>personal_id                        VARCHAR2(20),</w:t>
+      </w:r>
+    </w:p>
+    <w:p>
+      <w:r>
+        <w:t>driving_licens_no              VARCHAR2(15),</w:t>
+      </w:r>
+    </w:p>
+    <w:p>
+      <w:r>
+        <w:t>citizenship_no                    VARCHAR2(15),</w:t>
+      </w:r>
+    </w:p>
+    <w:p>
+      <w:r>
+        <w:t>passport_no                        VARCHAR2(15))</w:t>
+      </w:r>
+    </w:p>
+    <w:p/>
+    <w:p/>
+    <w:p>
+      <w:pPr>
         <w:rPr>
           <w:b/>
           <w:bCs/>
           <w:sz w:val="28"/>
           <w:szCs w:val="28"/>
         </w:rPr>
+      </w:pPr>
+      <w:r>
+        <w:rPr>
+          <w:b/>
+          <w:bCs/>
+          <w:sz w:val="28"/>
+          <w:szCs w:val="28"/>
+        </w:rPr>
         <w:t>Contact Table</w:t>
       </w:r>
     </w:p>
@@ -300,52 +464,39 @@
     <w:p/>
     <w:p>
       <w:r>
-        <w:t>CREATE TABLE personal_table (</w:t>
-      </w:r>
-    </w:p>
-    <w:p>
-      <w:r>
-        <w:t>full_name                       VARCHAR2(15),</w:t>
-      </w:r>
-    </w:p>
-    <w:p>
-      <w:r>
-        <w:t>personal_id                    VARCHAR2(</w:t>
-      </w:r>
-      <w:r>
-        <w:t>20</w:t>
+        <w:t>CREATE TABLE contact_table(</w:t>
+      </w:r>
+    </w:p>
+    <w:p>
+      <w:r>
+        <w:t>personal_id                               VARCHAR2(20)</w:t>
+      </w:r>
+      <w:r>
+        <w:t>,</w:t>
+      </w:r>
+    </w:p>
+    <w:p>
+      <w:r>
+        <w:t>personal_no                              VARCHAR2(15)</w:t>
+      </w:r>
+      <w:r>
+        <w:t>,</w:t>
+      </w:r>
+    </w:p>
+    <w:p>
+      <w:r>
+        <w:t>family_contact_no                   VARCHAR2(30)</w:t>
+      </w:r>
+      <w:r>
+        <w:t>,</w:t>
+      </w:r>
+    </w:p>
+    <w:p>
+      <w:r>
+        <w:t>e-mail                                         VARCHAR2(25)</w:t>
       </w:r>
       <w:r>
         <w:t>)</w:t>
-      </w:r>
-      <w:r>
-        <w:t>,</w:t>
-      </w:r>
-    </w:p>
-    <w:p>
-      <w:r>
-        <w:t>age                                   VARCHAR2(2),</w:t>
-      </w:r>
-    </w:p>
-    <w:p>
-      <w:r>
-        <w:t>gender                             VARCHAR2(5),</w:t>
-      </w:r>
-    </w:p>
-    <w:p>
-      <w:r>
-        <w:t>address                            VARCHAR2(20),</w:t>
-      </w:r>
-    </w:p>
-    <w:p>
-      <w:r>
-        <w:t>contact_no                      VARCHAR2(15)</w:t>
-      </w:r>
-      <w:r>
-        <w:t>)</w:t>
-      </w:r>
-      <w:r>
-        <w:t>,</w:t>
       </w:r>
     </w:p>
     <w:sectPr>

--- a/Table.docx
+++ b/Table.docx
@@ -114,6 +114,9 @@
       <w:r>
         <w:t>contact_no                      VARCHAR2(15))</w:t>
       </w:r>
+      <w:r>
+        <w:t>;</w:t>
+      </w:r>
     </w:p>
     <w:p/>
     <w:p/>
@@ -222,6 +225,9 @@
       <w:r>
         <w:t>contact_no                  VARCHAR2(15))</w:t>
       </w:r>
+      <w:r>
+        <w:t>;</w:t>
+      </w:r>
     </w:p>
     <w:p/>
     <w:p/>
@@ -322,6 +328,9 @@
       <w:r>
         <w:t>duration                      DATE)</w:t>
       </w:r>
+      <w:r>
+        <w:t>;</w:t>
+      </w:r>
     </w:p>
     <w:p/>
     <w:p>
@@ -419,6 +428,9 @@
       <w:r>
         <w:t>passport_no                        VARCHAR2(15))</w:t>
       </w:r>
+      <w:r>
+        <w:t>;</w:t>
+      </w:r>
     </w:p>
     <w:p/>
     <w:p/>
@@ -469,36 +481,173 @@
     </w:p>
     <w:p>
       <w:r>
-        <w:t>personal_id                               VARCHAR2(20)</w:t>
-      </w:r>
-      <w:r>
-        <w:t>,</w:t>
-      </w:r>
-    </w:p>
-    <w:p>
-      <w:r>
-        <w:t>personal_no                              VARCHAR2(15)</w:t>
-      </w:r>
-      <w:r>
-        <w:t>,</w:t>
-      </w:r>
-    </w:p>
-    <w:p>
-      <w:r>
-        <w:t>family_contact_no                   VARCHAR2(30)</w:t>
-      </w:r>
-      <w:r>
-        <w:t>,</w:t>
-      </w:r>
-    </w:p>
-    <w:p>
-      <w:r>
-        <w:t>e-mail                                         VARCHAR2(25)</w:t>
-      </w:r>
-      <w:r>
-        <w:t>)</w:t>
-      </w:r>
-    </w:p>
+        <w:t>personal_id                               VARCHAR2(20),</w:t>
+      </w:r>
+    </w:p>
+    <w:p>
+      <w:r>
+        <w:t>personal_no                              VARCHAR2(15),</w:t>
+      </w:r>
+    </w:p>
+    <w:p>
+      <w:r>
+        <w:t>family_contact_no                   VARCHAR2(30),</w:t>
+      </w:r>
+    </w:p>
+    <w:p>
+      <w:r>
+        <w:t>e-mail                                         VARCHAR2(25))</w:t>
+      </w:r>
+      <w:r>
+        <w:t>;</w:t>
+      </w:r>
+    </w:p>
+    <w:p/>
+    <w:p/>
+    <w:p/>
+    <w:p/>
+    <w:p/>
+    <w:p/>
+    <w:p/>
+    <w:p>
+      <w:r>
+        <w:lastRenderedPageBreak/>
+        <w:t>ALTER TABLE academic_table</w:t>
+      </w:r>
+    </w:p>
+    <w:p>
+      <w:r>
+        <w:t>ADD CONSTRAINT fk_academic</w:t>
+      </w:r>
+    </w:p>
+    <w:p>
+      <w:r>
+        <w:t>FOREIGN KEY (personal_id);</w:t>
+      </w:r>
+    </w:p>
+    <w:p/>
+    <w:p>
+      <w:r>
+        <w:t>SELECT FIRST _NAME, LAST_NAME</w:t>
+      </w:r>
+    </w:p>
+    <w:p>
+      <w:r>
+        <w:t>FROM personal_detail</w:t>
+      </w:r>
+    </w:p>
+    <w:p>
+      <w:r>
+        <w:t xml:space="preserve">WHERE first_name LIKE </w:t>
+      </w:r>
+      <w:r>
+        <w:t>‘</w:t>
+      </w:r>
+      <w:r>
+        <w:t>a%</w:t>
+      </w:r>
+      <w:r>
+        <w:t>’</w:t>
+      </w:r>
+      <w:r>
+        <w:t>;</w:t>
+      </w:r>
+    </w:p>
+    <w:p/>
+    <w:p>
+      <w:r>
+        <w:t>SELECT FIRST _NAME, LAST_NAME</w:t>
+      </w:r>
+    </w:p>
+    <w:p>
+      <w:r>
+        <w:t>FROM personal_detail</w:t>
+      </w:r>
+    </w:p>
+    <w:p>
+      <w:r>
+        <w:t>WHERE first_name LIKE ‘%</w:t>
+      </w:r>
+      <w:r>
+        <w:t>a</w:t>
+      </w:r>
+      <w:r>
+        <w:t>’;</w:t>
+      </w:r>
+    </w:p>
+    <w:p/>
+    <w:p>
+      <w:r>
+        <w:t>SELECT *</w:t>
+      </w:r>
+    </w:p>
+    <w:p>
+      <w:r>
+        <w:t>FROM product</w:t>
+      </w:r>
+    </w:p>
+    <w:p>
+      <w:r>
+        <w:t>WHERE price NOT IN(10, 20, 30);</w:t>
+      </w:r>
+    </w:p>
+    <w:p/>
+    <w:p>
+      <w:r>
+        <w:t xml:space="preserve">SELECT * </w:t>
+      </w:r>
+    </w:p>
+    <w:p>
+      <w:r>
+        <w:t>FROM user</w:t>
+      </w:r>
+    </w:p>
+    <w:p>
+      <w:r>
+        <w:t>WHERE name LIKE ‘a%’ OR name LIKE ‘b%’</w:t>
+      </w:r>
+      <w:r>
+        <w:t>;</w:t>
+      </w:r>
+    </w:p>
+    <w:p/>
+    <w:p>
+      <w:r>
+        <w:t>SELECT *</w:t>
+      </w:r>
+    </w:p>
+    <w:p>
+      <w:r>
+        <w:t>FROM products</w:t>
+      </w:r>
+    </w:p>
+    <w:p>
+      <w:r>
+        <w:t>WHERE price &gt; 10 AND price &lt; 30;</w:t>
+      </w:r>
+    </w:p>
+    <w:p/>
+    <w:p>
+      <w:r>
+        <w:t xml:space="preserve">SELECT * </w:t>
+      </w:r>
+    </w:p>
+    <w:p>
+      <w:r>
+        <w:t>FROM product</w:t>
+      </w:r>
+    </w:p>
+    <w:p>
+      <w:r>
+        <w:t>WHERE price BETWEEN 11 AND 29</w:t>
+      </w:r>
+    </w:p>
+    <w:p>
+      <w:r>
+        <w:t>SORTBY price DESC;</w:t>
+      </w:r>
+    </w:p>
+    <w:p/>
     <w:sectPr>
       <w:pgSz w:w="11906" w:h="16838"/>
       <w:pgMar w:top="1440" w:right="1440" w:bottom="1440" w:left="1440" w:header="708" w:footer="708" w:gutter="0"/>
